--- a/zaini_case_audit_output/outputs/word/documents/135_ملف القروض (Excel).docx
+++ b/zaini_case_audit_output/outputs/word/documents/135_ملف القروض (Excel).docx
@@ -53,6 +53,20 @@
         <w:t>[مخرج آلي / Script Output - سماوي]  [مخرج آلي يحتاج مراجعة بشرية - وردي]</w:t>
       </w:r>
     </w:p>
+    <w:p>
+      <w:pPr>
+        <w:jc w:val="right"/>
+        <w:bidi/>
+      </w:pPr>
+      <w:r>
+        <w:rPr>
+          <w:b w:val="0"/>
+          <w:i/>
+          <w:color w:val="C00000"/>
+        </w:rPr>
+        <w:t>[نص ممسوح OCR صُحِّح ترتيبه آلياً — قد يحتوي أخطاء طفيفة]</w:t>
+      </w:r>
+    </w:p>
     <w:p/>
     <w:p>
       <w:pPr>
@@ -64,7 +78,7 @@
           <w:b w:val="0"/>
           <w:i w:val="0"/>
         </w:rPr>
-        <w:t>20M تفاصيل القروض البنكية ,,,,,,,, 25 ,,, ,,,,,,,," 20,043,862 ",,, ,التسلسل,السنة,رقم القيد,تاريخ الدفعة,طريقة السداد,"مستند الصرف (شيك / تحويل بنكي / نقد)",طبيعة العملية," المبلغ (ريال سعودي) ",إسم المستفيد,المستندات الداعمة,الحساب البنكي المحول منه ,1,1431,2947,03/11/2010,سداد مباشر,شيك مصرفي,شيك مصدق رقم 599139 بإسم البنك العربي الوطني من شركة أحمد زيني و أولاده," 3,000,000 ",البنك العربي الوطني ,"شيك مصدق صادر من البنك السعودي الفرنسي بإسم البنك العربي الوطني بيان إصدار شيك مصرفي للبنك العربي الوطني سند قيد محاسبي موقع من المحاسب و المدير المالي ","البنك السعودي الفرنسي حساب رقم 844300000181 شركة أحمد زيني وأولاده" ,2,1431,2948,03/11/2010,سداد مباشر,شيك مصرفي,شيك مصدق رقم 599140 بإسم البنك العربي الوطني من شركة أحمد زيني و أولاده," 3,000,000 ",البنك العربي الوطني ,"شيك مصدق صادر من البنك السعودي الفرنسي بإسم البنك العربي الوطني بيان إصدار شيك مصرفي للبنك العربي الوطني سند قيد محاسبي موقع من المحاسب و المدير المالي ","البنك السعودي الفرنسي حساب رقم 844300000181 شركة أحمد زيني وأولاده" ,1,1432,873,26/04/2011,سداد مباشر,شيك مصرفي,شيك مصدق رقم 619041 بإسم البنك العربى الوطني من شركة مصنع الحلويات و الطحينة الوطني," 500,000 ",البنك العربي الوطني ,"شيك مصدق صادر من البنك السعودي الفرنسي باسم البنك العربي الوطني إستمارة شيك مصرفي موقعة خطاب من مدير شركة أحمد زيني و أولاده الى مدير مصنع الحلاويات و الطحينة الوطني لعمل شيك مصرفي مصدق لسداد مبلغ للبنك العربي الوطني سند قيد محاسبي معتمد من المحاسب و المدير المالي","البنك السعودي الفرنسي حساب رقم 7126020001083 شركة مصنع الحلويات والطحينة الوطني" ,1,1434,115,03/12/2012,سداد مباشر,خصم من الحساب,"سداد عمولات قرض البنك السعودي الأمريكي الخاص بالشيخ أحمد زيني قسط 03/12/2012"," 11,138 ",البنك السعودي الأمريكي ,"كشف حساب البنك السعودي الأمريكي لشركة أحمد زيني و أولاده يوضح مبلغ سداد القرض سند قيد محاسبي معتمد من المحاسب و المدير المالي","البنك السعودي الأمريكي حساب رقم 4245695 شركة أحمد زيني وأولاده" ,2,1434,290,03/01/2013,سداد مباشر,خصم من الحساب,"سداد عمولات قرض البنك السعودي الأمريكي الخاص بالشيخ أحمد زيني قسط 03/01/2013"," 11,509 ",البنك السعودي الأمريكي ,"كشف حساب البنك السعودي الأمريكي لشركة أحمد زيني و أولاده يوضح مبلغ سداد القرض سند قيد محاسبي معتمد من المحاسب و المدير المالي","البنك السعودي الأمريكي حساب رقم 4245695 شركة أحمد زيني وأولاده" ,3,1434,360,12/01/2013,سداد مباشر,خصم من الحساب,"سداد قسط قرض البنك السعودي الأمريكي الخاص بالشيخ أحمد زيني قسط 12/01/2013"," 500,000 ",البنك السعودي الأمريكي ,"كشف حساب البنك السعودي الأمريكي لشركة أحمد زيني و أولاده يوضح مبلغ سداد القرض سند قيد محاسبي معتمد من المحاسب و المدير المالي","البنك السعودي الأمريكي حساب رقم 4245695 شركة أحمد زيني وأولاده" ,4,1434,595,03/02/2013,سداد مباشر,خصم من الحساب,"سداد عمولات قرض البنك السعودي الأمريكي الخاص بالشيخ أحمد زيني قسط 03/02/2013"," 10,601 ",البنك السعودي الأمريكي ,"إشعار من البنك السعودي الأمريكي بمبلغ العمولة سند قيد محاسبي معتمد من المحاسب و المدير المالي","البنك السعودي الأمريكي حساب رقم 4245695 شركة أحمد زيني وأولاده" ,5,1434,598,12/02/2013,سداد مباشر,شيك مصرفي,"شيك مصدق رقم 1025676 بإسم البنك العربي الوطني من شركة أحمد زيني و أولاده بنك سامبا"," 3,000,000 ",البنك العربي الوطني ,"شيك مصدق صادر من البنك السعودي الأمريكي باسم البنك العربي الوطني إستمارة شيك مصرفي موقعة سند قيد محاسبي معتمد من المحاسب و المدير المالي","البنك السعودي الأمريكي حساب رقم 4245695 شركة أحمد زيني وأولاده" ,6,1434,722,11/03/2013,سداد مباشر,شيك مصرفي,شيك مصدق رقم 1026457 بإسم البنك العربي الوطني من شركة أحمد زيني و أولاده بنك سامبا," 1,000,000 ",البنك العربي الوطني ,"شيك مصدق صادر من البنك السعودي الأمريكي باسم البنك العربي الوطني إستمارة شيك مصرفي موقعة سند قيد محاسبي معتمد من المحاسب و المدير المالي","البنك السعودي الأمريكي حساب رقم 4245695 شركة أحمد زيني وأولاده" ,7,1434,993,03/04/2013,سداد مباشر,خصم من الحساب,"سداد عمولات قرض البنك السعودي الأمريكي الخاص بالشيخ أحمد زيني قسط 03/04/2013"," 10,307 ",البنك السعودي الأمريكي ,"كشف حساب البنك السعودي الأمريكي لشركة أحمد زيني و أولاده يوضح مبلغ سداد القرض سند قيد محاسبي معتمد من المحاسب و المدير المالي","البنك السعودي الأمريكي حساب رقم 4245695 شركة أحمد زيني وأولاده" ,8,1434,966,11/04/2013,سداد مباشر,خصم من الحساب,"سداد قسط قرض البنك السعودي الأمريكي الخاص بالشيخ أحمد زيني قسط 11/04/2013"," 500,000 ",البنك السعودي الأمريكي ,"كشف حساب البنك السعودي الأمريكي لشركة أحمد زيني و أولاده يوضح مبلغ سداد القرض سند قيد محاسبي معتمد من المحاسب و المدير المالي","البنك السعودي الأمريكي حساب رقم 4245695 شركة أحمد زيني وأولاده" ,9,1434,1173,18/05/2013,سداد مباشر,شيك مصرفي,شيك مصدق رقم 1032571 بإسم البنك العربي الوطني من شركة أحمد زيني و أولاده بنك سامبا," 1,000,000 ",البنك العربي الوطني ,"شيك مصدق صادر من البنك السعودي الأمريكي باسم البنك العربي الوطني إستمارة شيك مصرفي موقعة سند قيد محاسبي معتمد من المحاسب و المدير المالي","البنك السعودي الأمريكي حساب رقم 4245695 شركة أحمد زيني وأولاده" ,10,1434,1451,02/07/2013,سداد مباشر,شيك مصرفي,شيك مصدق رقم 1035847 بإسم البنك العربي الوطني من شركة أحمد زيني و أولاده بنك سامبا," 500,000 ",البنك العربي الوطني ,"شيك مصدق صادر من البنك السعودي الأمريكي باسم البنك العربي الوطني إستمارة شيك مصرفي موقعة سند قيد محاسبي معتمد من المحاسب و المدير المالي","البنك السعودي الأمريكي حساب رقم 4245695 شركة أحمد زيني وأولاده" ,11,1434,1554,11/07/2013,سداد مباشر,خصم من الحساب,"سداد قسط قرض البنك السعودي الأمريكي الخاص بالشيخ أحمد زيني قسط 11/07/2013"," 500,000 ",البنك السعودي الأمريكي ,"كشف حساب البنك السعودي الأمريكي لشركة أحمد زيني و أولاده يوضح مبلغ سداد القرض سند قيد محاسبي معتمد من المحاسب و المدير المالي","البنك السعودي الأمريكي حساب رقم 4245695 شركة أحمد زيني وأولاده" ,12,1434,1846,02/09/2013,سداد مباشر,شيك مصرفي,شيك مصدق رقم 568765 بإسم البنك العربي الوطني من شركة الضيافة للأعمال العقارية بنك الرياض," 500,000 ",البنك العربي الوطني ,"شيك مصدق صادر من بنك الرياض باسم البنك العربي الوطني إستمارة شيك مصرفي موقعة سند قيد محاسبي معتمد من المحاسب و المدير المالي","بنك الرياض حساب رقم 1010227249940 شركة الضيافة للأعمال العقارية" ,13,1434,2180,13/10/2013,سداد مباشر,خصم من الحساب,"سداد قسط قرض البنك السعودي الأمريكي الخاص بالشيخ أحمد زيني قسط 13/10/2013"," 500,000 ",البنك السعودي الأمريكي ,"كشف حساب البنك السعودي الأمريكي لشركة أحمد زين</w:t>
+        <w:t>"هدالوأو ينيز دمحأ ةكرش 4245695 مقر باسح يكيرمألا يدوعسلا كنبلا","يلاملا ريدملا و بساحملا نم دمتعم يبساحم ديق دنس ضرقلا دادس غلبم حضوي هدالوأ و ينيز دمحأ ةكرشل يكيرمألا يدوعسلا كنبلا باسح فشك", يكيرمألا يدوعسلا كنبلا," 308,500 ","12/01/2015 طسق ينيز دمحأ خيشلاب صاخلا يكيرمألا يدوعسلا كنبلا ضرق طسق دادس",باسحلا نم مصخ,رشابم دادس,12/01/2015,54,1436,1, "هدالوأو ينيز دمحأ ةكرش 4245695 مقر باسح يكيرمألا يدوعسلا كنبلا","يلاملا ريدملا و بساحملا نم دمتعم يبساحم ديق دنس ضرقلا دادس غلبم حضوي هدالوأ و ينيز دمحأ ةكرشل يكيرمألا يدوعسلا كنبلا باسح فشك", يكيرمألا يدوعسلا كنبلا," 000,500 ","12/10/2014 طسق ينيز دمحأ خيشلاب صاخلا يكيرمألا يدوعسلا كنبلا ضرق طسق دادس",باسحلا نم مصخ,رشابم دادس,12/10/2014,2109,1435,8, "هدالوأو ينيز دمحأ ةكرش 4245695 مقر باسح يكيرمألا يدوعسلا كنبلا","يلاملا ريدملا و بساحملا نم دمتعم يبساحم ديق دنس ةعقوم يفرصم كيش ةرامتسإ ينطولا يبرعلا كنبلا مساب ابماس كنب نم رداص قدصم كيش", ينطولا يبرعلا كنبلا," 000,000,1 ",ابماس كنب هدالوأ و ينيز دمحأ ةكرش نم ينطولا يبرعلا كنبلا مسإب 10872023 مقر قدصم كيش,يفرصم كيش,رشابم دادس,21/07/2014,1680,1435,7, "هدالوأو ينيز دمحأ ةكرش 4245695 مقر باسح يكيرمألا يدوعسلا كنبلا","يلاملا ريدملا و بساحملا نم دمتعم يبساحم ديق دنس ضرقلا دادس غلبم حضوي هدالوأ و ينيز دمحأ ةكرشل يكيرمألا يدوعسلا كنبلا باسح فشك", يكيرمألا يدوعسلا كنبلا," 000,500 ","13/07/2014 طسق ينيز دمحأ خيشلاب صاخلا يكيرمألا يدوعسلا كنبلا ضرق طسق دادس",باسحلا نم مصخ,رشابم دادس,13/07/2014,1679,1435,6, "هدالوأو ينيز دمحأ ةكرش 4245695 مقر باسح يكيرمألا يدوعسلا كنبلا","يلاملا ريدملا و بساحملا نم دمتعم يبساحم ديق دنس ةعقوم يفرصم كيش ةرامتسإ ينطولا يبرعلا كنبلا مساب ابماس كنب نم رداص قدصم كيش", ينطولا يبرعلا كنبلا," 000,500 ",ابماس كنب هدالوأ و ينيز دمحأ ةكرش نم ينطولا يبرعلا كنبلا مسإب 1064434 مقر قدصم كيش,يفرصم كيش,رشابم دادس,16/04/2014,1004,1435,5, "هدالوأو ينيز دمحأ ةكرش 4245695 مقر باسح يكيرمألا يدوعسلا كنبلا","يلاملا ريدملا و بساحملا نم دمتعم يبساحم ديق دنس ضرقلا دادس غلبم حضوي هدالوأ و ينيز دمحأ ةكرشل يكيرمألا يدوعسلا كنبلا باسح فشك", يكيرمألا يدوعسلا كنبلا," 000,500 ","13/04/2014 طسق ينيز دمحأ خيشلاب صاخلا يكيرمألا يدوعسلا كنبلا ضرق طسق دادس",باسحلا نم مصخ,رشابم دادس,13/04/2014,1023,1435,4, "هدالوأو ينيز دمحأ ةكرش 4245695 مقر باسح يكيرمألا يدوعسلا كنبلا","يلاملا ريدملا و بساحملا نم دمتعم يبساحم ديق دنس ةعقوم يفرصم كيش ةرامتسإ ينطولا يبرعلا كنبلا مساب ابماس كنب نم رداص قدصم كيش", ينطولا يبرعلا كنبلا," 000,500 ",ابماس كنب هدالوأ و ينيز دمحأ ةكرش نم ينطولا يبرعلا كنبلا مسإب 1054317 مقر قدصم كيش,يفرصم كيش,رشابم دادس,26/02/2014,705,1435,3, "هدالوأو ينيز دمحأ ةكرش 4245695 مقر باسح يكيرمألا يدوعسلا كنبلا","يلاملا ريدملا و بساحملا نم دمتعم يبساحم ديق دنس ضرقلا دادس غلبم حضوي هدالوأ و ينيز دمحأ ةكرشل يكيرمألا يدوعسلا كنبلا باسح فشك", يكيرمألا يدوعسلا كنبلا," 000,500 ","12/01/2014 طسق ينيز دمحأ خيشلاب صاخلا يكيرمألا يدوعسلا كنبلا ضرق طسق دادس",باسحلا نم مصخ,رشابم دادس,12/01/2014,447,1435,2, "هدالوأو ينيز دمحأ ةكرش 4245695 مقر باسح يكيرمألا يدوعسلا كنبلا","يلاملا ريدملا و بساحملا نم دمتعم يبساحم ديق دنس ةعقوم يفرصم كيش ةرامتسإ ينطولا يبرعلا كنبلا مساب ابماس كنب نم رداص قدصم كيش", ينطولا يبرعلا كنبلا," 000,000,1 ",ابماس كنب هدالوأ و ينيز دمحأ ةكرش نم ينطولا يبرعلا كنبلا مسإب 1044940 مقر قدصم كيش,يفرصم كيش,رشابم دادس,14/11/2013,55,1435,1, "هدالوأو ينيز دمحأ ةكرش 4245695 مقر باسح يكيرمألا يدوعسلا كنبلا","يلاملا ريدملا و بساحملا نم دمتعم يبساحم ديق دنس ضرقلا دادس غلبم حضوي هدالوأ و ينيز دمحأ ةكرشل يكيرمألا يدوعسلا كنبلا باسح فشك", يكيرمألا يدوعسلا كنبلا," 000,500 ","13/10/2013 طسق ينيز دمحأ خيشلاب صاخلا يكيرمألا يدوعسلا كنبلا ضرق طسق دادس",باسحلا نم مصخ,رشابم دادس,13/10/2013,2180,1434,13, "ةيراقعلا لامعألل ةفايضلا ةكرش 1010227249940 مقر باسح ضايرلا كنب","يلاملا ريدملا و بساحملا نم دمتعم يبساحم ديق دنس ةعقوم يفرصم كيش ةرامتسإ ينطولا يبرعلا كنبلا مساب ضايرلا كنب نم رداص قدصم كيش", ينطولا يبرعلا كنبلا," 000,500 ",ضايرلا كنب ةيراقعلا لامعألل ةفايضلا ةكرش نم ينطولا يبرعلا كنبلا مسإب 568765 مقر قدصم كيش,يفرصم كيش,رشابم دادس,02/09/2013,1846,1434,12, "هدالوأو ينيز دمحأ ةكرش 4245695 مقر باسح يكيرمألا يدوعسلا كنبلا","يلاملا ريدملا و بساحملا نم دمتعم يبساحم ديق دنس ضرقلا دادس غلبم حضوي هدالوأ و ينيز دمحأ ةكرشل يكيرمألا يدوعسلا كنبلا باسح فشك", يكيرمألا يدوعسلا كنبلا," 000,500 ","11/07/2013 طسق ينيز دمحأ خيشلاب صاخلا يكيرمألا يدوعسلا كنبلا ضرق طسق دادس",باسحلا نم مصخ,رشابم دادس,11/07/2013,1554,1434,11, "هدالوأو ينيز دمحأ ةكرش 4245695 مقر باسح يكيرمألا يدوعسلا كنبلا","يلاملا ريدملا و بساحملا نم دمتعم يبساحم ديق دنس ةعقوم يفرصم كيش ةرامتسإ ينطولا يبرعلا كنبلا مساب يكيرمألا يدوعسلا كنبلا نم رداص قدصم كيش", ينطولا يبرعلا كنبلا," 000,500 ",ابماس كنب هدالوأ و ينيز دمحأ ةكرش نم ينطولا يبرعلا كنبلا مسإب 1035847 مقر قدصم كيش,يفرصم كيش,رشابم دادس,02/07/2013,1451,1434,10, "هدالوأو ينيز دمحأ ةكرش 4245695 مقر باسح يكيرمألا يدوعسلا كنبلا","يلاملا ريدملا و بساحملا نم دمتعم يبساحم ديق دنس ةعقوم يفرصم كيش ةرامتسإ ينطولا يبرعلا كنبلا مساب يكيرمألا يدوعسلا كنبلا نم رداص قدصم كيش", ينطولا يبرعلا كنبلا," 000,000,1 ",ابماس كنب هدالوأ و ينيز دمحأ ةكرش نم ينطولا يبرعلا كنبلا مسإب 1032571 مقر قدصم كيش,يفرصم كيش,رشابم دادس,18/05/2013,1173,1434,9, "هدالوأو ينيز دمحأ ةكرش 4245695 مقر باسح يكيرمألا يدوعسلا كنبلا","يلاملا ريدملا و بساحملا نم دمتعم يبساحم ديق دنس ضرقلا دادس غلبم حضوي هدالوأ و ينيز دمحأ ةكرشل يكيرمألا يدوعسلا كنبلا باسح فشك", يكيرمألا يدوعسلا كنبلا," 000,500 ","11/04/2013 طسق ينيز دمحأ خيشلاب صاخلا يكيرمألا يدوعسلا كنبلا ضرق طسق دادس",باسحلا نم مصخ,رشابم دادس,11/04/2013,966,1434,8, "هدالوأو ينيز دمحأ ةكرش 4245695 مقر باسح يكيرمألا يدوعسلا كنبلا","يلاملا ريدملا و بساحملا نم دمتعم يبساحم ديق دنس ضرقلا دادس غلبم حضوي هدالوأ و ينيز دمحأ ةكرشل يكيرمألا يدوعسلا كنبلا باسح فشك", يكيرمألا يدوعسلا كنبلا," 307,10 ","03/04/2013 طسق ينيز دمحأ خيشلاب صاخلا يكيرمألا يدوعسلا كنبلا ضرق تالومع دادس",باسحلا نم مصخ,رشابم دادس,03/04/2013,993,1434,7, "هدالوأو ينيز دمحأ ةكرش 4245695 مقر باسح يكيرمألا يدوعسلا كنبلا","يلاملا ريدملا و بساحملا نم دمتعم يبساحم ديق دنس ةعقوم يفرصم كيش ةرامتسإ ينطولا يبرعلا كنبلا مساب يكيرمألا يدوعسلا كنبلا نم رداص قدصم كيش", ينطولا يبرعلا كنبلا," 000,000,1 ",ابماس كنب هدالوأ و ينيز دمحأ ةكرش نم ينطولا يبرعلا كنبلا مسإب 1026457 مق</w:t>
       </w:r>
     </w:p>
     <w:p>
@@ -77,7 +91,7 @@
           <w:b w:val="0"/>
           <w:i w:val="0"/>
         </w:rPr>
-        <w:t>ي و أولاده يوضح مبلغ سداد القرض سند قيد محاسبي معتمد من المحاسب و المدير المالي","البنك السعودي الأمريكي حساب رقم 4245695 شركة أحمد زيني وأولاده" ,1,1435,55,14/11/2013,سداد مباشر,شيك مصرفي,شيك مصدق رقم 1044940 بإسم البنك العربي الوطني من شركة أحمد زيني و أولاده بنك سامبا," 1,000,000 ",البنك العربي الوطني ,"شيك مصدق صادر من بنك سامبا باسم البنك العربي الوطني إستمارة شيك مصرفي موقعة سند قيد محاسبي معتمد من المحاسب و المدير المالي","البنك السعودي الأمريكي حساب رقم 4245695 شركة أحمد زيني وأولاده" ,2,1435,447,12/01/2014,سداد مباشر,خصم من الحساب,"سداد قسط قرض البنك السعودي الأمريكي الخاص بالشيخ أحمد زيني قسط 12/01/2014"," 500,000 ",البنك السعودي الأمريكي ,"كشف حساب البنك السعودي الأمريكي لشركة أحمد زيني و أولاده يوضح مبلغ سداد القرض سند قيد محاسبي معتمد من المحاسب و المدير المالي","البنك السعودي الأمريكي حساب رقم 4245695 شركة أحمد زيني وأولاده" ,3,1435,705,26/02/2014,سداد مباشر,شيك مصرفي,شيك مصدق رقم 1054317 بإسم البنك العربي الوطني من شركة أحمد زيني و أولاده بنك سامبا," 500,000 ",البنك العربي الوطني ,"شيك مصدق صادر من بنك سامبا باسم البنك العربي الوطني إستمارة شيك مصرفي موقعة سند قيد محاسبي معتمد من المحاسب و المدير المالي","البنك السعودي الأمريكي حساب رقم 4245695 شركة أحمد زيني وأولاده" ,4,1435,1023,13/04/2014,سداد مباشر,خصم من الحساب,"سداد قسط قرض البنك السعودي الأمريكي الخاص بالشيخ أحمد زيني قسط 13/04/2014"," 500,000 ",البنك السعودي الأمريكي ,"كشف حساب البنك السعودي الأمريكي لشركة أحمد زيني و أولاده يوضح مبلغ سداد القرض سند قيد محاسبي معتمد من المحاسب و المدير المالي","البنك السعودي الأمريكي حساب رقم 4245695 شركة أحمد زيني وأولاده" ,5,1435,1004,16/04/2014,سداد مباشر,شيك مصرفي,شيك مصدق رقم 1064434 بإسم البنك العربي الوطني من شركة أحمد زيني و أولاده بنك سامبا," 500,000 ",البنك العربي الوطني ,"شيك مصدق صادر من بنك سامبا باسم البنك العربي الوطني إستمارة شيك مصرفي موقعة سند قيد محاسبي معتمد من المحاسب و المدير المالي","البنك السعودي الأمريكي حساب رقم 4245695 شركة أحمد زيني وأولاده" ,6,1435,1679,13/07/2014,سداد مباشر,خصم من الحساب,"سداد قسط قرض البنك السعودي الأمريكي الخاص بالشيخ أحمد زيني قسط 13/07/2014"," 500,000 ",البنك السعودي الأمريكي ,"كشف حساب البنك السعودي الأمريكي لشركة أحمد زيني و أولاده يوضح مبلغ سداد القرض سند قيد محاسبي معتمد من المحاسب و المدير المالي","البنك السعودي الأمريكي حساب رقم 4245695 شركة أحمد زيني وأولاده" ,7,1435,1680,21/07/2014,سداد مباشر,شيك مصرفي,شيك مصدق رقم 10872023 بإسم البنك العربي الوطني من شركة أحمد زيني و أولاده بنك سامبا," 1,000,000 ",البنك العربي الوطني ,"شيك مصدق صادر من بنك سامبا باسم البنك العربي الوطني إستمارة شيك مصرفي موقعة سند قيد محاسبي معتمد من المحاسب و المدير المالي","البنك السعودي الأمريكي حساب رقم 4245695 شركة أحمد زيني وأولاده" ,8,1435,2109,12/10/2014,سداد مباشر,خصم من الحساب,"سداد قسط قرض البنك السعودي الأمريكي الخاص بالشيخ أحمد زيني قسط 12/10/2014"," 500,000 ",البنك السعودي الأمريكي ,"كشف حساب البنك السعودي الأمريكي لشركة أحمد زيني و أولاده يوضح مبلغ سداد القرض سند قيد محاسبي معتمد من المحاسب و المدير المالي","البنك السعودي الأمريكي حساب رقم 4245695 شركة أحمد زيني وأولاده" ,1,1436,54,12/01/2015,سداد مباشر,خصم من الحساب,"سداد قسط قرض البنك السعودي الأمريكي الخاص بالشيخ أحمد زيني قسط 12/01/2015"," 500,308 ",البنك السعودي الأمريكي ,"كشف حساب البنك السعودي الأمريكي لشركة أحمد زيني و أولاده يوضح مبلغ سداد القرض سند قيد محاسبي معتمد من المحاسب و المدير المالي","البنك السعودي الأمريكي حساب رقم 4245695 شركة أحمد زيني وأولاده"</w:t>
+        <w:t>ر قدصم كيش,يفرصم كيش,رشابم دادس,11/03/2013,722,1434,6, "هدالوأو ينيز دمحأ ةكرش 4245695 مقر باسح يكيرمألا يدوعسلا كنبلا","يلاملا ريدملا و بساحملا نم دمتعم يبساحم ديق دنس ةعقوم يفرصم كيش ةرامتسإ ينطولا يبرعلا كنبلا مساب يكيرمألا يدوعسلا كنبلا نم رداص قدصم كيش", ينطولا يبرعلا كنبلا," 000,000,3 ","ابماس كنب هدالوأ و ينيز دمحأ ةكرش نم ينطولا يبرعلا كنبلا مسإب 1025676 مقر قدصم كيش",يفرصم كيش,رشابم دادس,12/02/2013,598,1434,5, "هدالوأو ينيز دمحأ ةكرش 4245695 مقر باسح يكيرمألا يدوعسلا كنبلا","يلاملا ريدملا و بساحملا نم دمتعم يبساحم ديق دنس ةلومعلا غلبمب يكيرمألا يدوعسلا كنبلا نم راعشإ", يكيرمألا يدوعسلا كنبلا," 601,10 ","03/02/2013 طسق ينيز دمحأ خيشلاب صاخلا يكيرمألا يدوعسلا كنبلا ضرق تالومع دادس",باسحلا نم مصخ,رشابم دادس,03/02/2013,595,1434,4, "هدالوأو ينيز دمحأ ةكرش 4245695 مقر باسح يكيرمألا يدوعسلا كنبلا","يلاملا ريدملا و بساحملا نم دمتعم يبساحم ديق دنس ضرقلا دادس غلبم حضوي هدالوأ و ينيز دمحأ ةكرشل يكيرمألا يدوعسلا كنبلا باسح فشك", يكيرمألا يدوعسلا كنبلا," 000,500 ","12/01/2013 طسق ينيز دمحأ خيشلاب صاخلا يكيرمألا يدوعسلا كنبلا ضرق طسق دادس",باسحلا نم مصخ,رشابم دادس,12/01/2013,360,1434,3, "هدالوأو ينيز دمحأ ةكرش 4245695 مقر باسح يكيرمألا يدوعسلا كنبلا","يلاملا ريدملا و بساحملا نم دمتعم يبساحم ديق دنس ضرقلا دادس غلبم حضوي هدالوأ و ينيز دمحأ ةكرشل يكيرمألا يدوعسلا كنبلا باسح فشك", يكيرمألا يدوعسلا كنبلا," 509,11 ","03/01/2013 طسق ينيز دمحأ خيشلاب صاخلا يكيرمألا يدوعسلا كنبلا ضرق تالومع دادس",باسحلا نم مصخ,رشابم دادس,03/01/2013,290,1434,2, "هدالوأو ينيز دمحأ ةكرش 4245695 مقر باسح يكيرمألا يدوعسلا كنبلا","يلاملا ريدملا و بساحملا نم دمتعم يبساحم ديق دنس ضرقلا دادس غلبم حضوي هدالوأ و ينيز دمحأ ةكرشل يكيرمألا يدوعسلا كنبلا باسح فشك", يكيرمألا يدوعسلا كنبلا," 138,11 ","03/12/2012 طسق ينيز دمحأ خيشلاب صاخلا يكيرمألا يدوعسلا كنبلا ضرق تالومع دادس",باسحلا نم مصخ,رشابم دادس,03/12/2012,115,1434,1, "ينطولا ةنيحطلاو تايولحلا عنصم ةكرش 7126020001083 مقر باسح يسنرفلا يدوعسلا كنبلا","يلاملا ريدملا و بساحملا نم دمتعم يبساحم ديق دنس ينطولا يبرعلا كنبلل غلبم دادسل قدصم يفرصم كيش لمعل ينطولا ةنيحطلا و تايوالحلا عنصم ريدم ىلا هدالوأ و ينيز دمحأ ةكرش ريدم نم باطخ ةعقوم يفرصم كيش ةرامتسإ ينطولا يبرعلا كنبلا مساب يسنرفلا يدوعسلا كنبلا نم رداص قدصم كيش", ينطولا يبرعلا كنبلا," 000,500 ",ينطولا ةنيحطلا و تايولحلا عنصم ةكرش نم ينطولا ىبرعلا كنبلا مسإب 619041 مقر قدصم كيش,يفرصم كيش,رشابم دادس,26/04/2011,873,1432,1, "هدالوأو ينيز دمحأ ةكرش 844300000181 مقر باسح يسنرفلا يدوعسلا كنبلا"," يلاملا ريدملا و بساحملا نم عقوم يبساحم ديق دنس ينطولا يبرعلا كنبلل يفرصم كيش رادصإ نايب ينطولا يبرعلا كنبلا مسإب يسنرفلا يدوعسلا كنبلا نم رداص قدصم كيش", ينطولا يبرعلا كنبلا," 000,000,3 ",هدالوأ و ينيز دمحأ ةكرش نم ينطولا يبرعلا كنبلا مسإب 599140 مقر قدصم كيش,يفرصم كيش,رشابم دادس,03/11/2010,2948,1431,2, "هدالوأو ينيز دمحأ ةكرش 844300000181 مقر باسح يسنرفلا يدوعسلا كنبلا"," يلاملا ريدملا و بساحملا نم عقوم يبساحم ديق دنس ينطولا يبرعلا كنبلل يفرصم كيش رادصإ نايب ينطولا يبرعلا كنبلا مسإب يسنرفلا يدوعسلا كنبلا نم رداص قدصم كيش", ينطولا يبرعلا كنبلا," 000,000,3 ",هدالوأ و ينيز دمحأ ةكرش نم ينطولا يبرعلا كنبلا مسإب 599139 مقر قدصم كيش,يفرصم كيش,رشابم دادس,03/11/2010,2947,1431,1, هنم لوحملا يكنبلا باسحلا,ةمعادلا تادنتسملا,ديفتسملا مسإ," (يدوعس لاير) غلبملا ",ةيلمعلا ةعيبط,"(دقن / يكنب ليوحت / كيش) فرصلا دنتسم",دادسلا ةقيرط,ةعفدلا خيرات,ديقلا مقر,ةنسلا,لسلستلا, ,,," 862,043,20 ",,,,,,,, ,,, 25 ,,,,,,,, ةيكنبلا ضورقلا ليصافت 20M</w:t>
       </w:r>
     </w:p>
     <w:sectPr>

--- a/zaini_case_audit_output/outputs/word/documents/135_ملف القروض (Excel).docx
+++ b/zaini_case_audit_output/outputs/word/documents/135_ملف القروض (Excel).docx
@@ -53,20 +53,6 @@
         <w:t>[مخرج آلي / Script Output - سماوي]  [مخرج آلي يحتاج مراجعة بشرية - وردي]</w:t>
       </w:r>
     </w:p>
-    <w:p>
-      <w:pPr>
-        <w:jc w:val="right"/>
-        <w:bidi/>
-      </w:pPr>
-      <w:r>
-        <w:rPr>
-          <w:b w:val="0"/>
-          <w:i/>
-          <w:color w:val="C00000"/>
-        </w:rPr>
-        <w:t>[نص ممسوح OCR صُحِّح ترتيبه آلياً — قد يحتوي أخطاء طفيفة]</w:t>
-      </w:r>
-    </w:p>
     <w:p/>
     <w:p>
       <w:pPr>
@@ -78,7 +64,7 @@
           <w:b w:val="0"/>
           <w:i w:val="0"/>
         </w:rPr>
-        <w:t>"هدالوأو ينيز دمحأ ةكرش 4245695 مقر باسح يكيرمألا يدوعسلا كنبلا","يلاملا ريدملا و بساحملا نم دمتعم يبساحم ديق دنس ضرقلا دادس غلبم حضوي هدالوأ و ينيز دمحأ ةكرشل يكيرمألا يدوعسلا كنبلا باسح فشك", يكيرمألا يدوعسلا كنبلا," 308,500 ","12/01/2015 طسق ينيز دمحأ خيشلاب صاخلا يكيرمألا يدوعسلا كنبلا ضرق طسق دادس",باسحلا نم مصخ,رشابم دادس,12/01/2015,54,1436,1, "هدالوأو ينيز دمحأ ةكرش 4245695 مقر باسح يكيرمألا يدوعسلا كنبلا","يلاملا ريدملا و بساحملا نم دمتعم يبساحم ديق دنس ضرقلا دادس غلبم حضوي هدالوأ و ينيز دمحأ ةكرشل يكيرمألا يدوعسلا كنبلا باسح فشك", يكيرمألا يدوعسلا كنبلا," 000,500 ","12/10/2014 طسق ينيز دمحأ خيشلاب صاخلا يكيرمألا يدوعسلا كنبلا ضرق طسق دادس",باسحلا نم مصخ,رشابم دادس,12/10/2014,2109,1435,8, "هدالوأو ينيز دمحأ ةكرش 4245695 مقر باسح يكيرمألا يدوعسلا كنبلا","يلاملا ريدملا و بساحملا نم دمتعم يبساحم ديق دنس ةعقوم يفرصم كيش ةرامتسإ ينطولا يبرعلا كنبلا مساب ابماس كنب نم رداص قدصم كيش", ينطولا يبرعلا كنبلا," 000,000,1 ",ابماس كنب هدالوأ و ينيز دمحأ ةكرش نم ينطولا يبرعلا كنبلا مسإب 10872023 مقر قدصم كيش,يفرصم كيش,رشابم دادس,21/07/2014,1680,1435,7, "هدالوأو ينيز دمحأ ةكرش 4245695 مقر باسح يكيرمألا يدوعسلا كنبلا","يلاملا ريدملا و بساحملا نم دمتعم يبساحم ديق دنس ضرقلا دادس غلبم حضوي هدالوأ و ينيز دمحأ ةكرشل يكيرمألا يدوعسلا كنبلا باسح فشك", يكيرمألا يدوعسلا كنبلا," 000,500 ","13/07/2014 طسق ينيز دمحأ خيشلاب صاخلا يكيرمألا يدوعسلا كنبلا ضرق طسق دادس",باسحلا نم مصخ,رشابم دادس,13/07/2014,1679,1435,6, "هدالوأو ينيز دمحأ ةكرش 4245695 مقر باسح يكيرمألا يدوعسلا كنبلا","يلاملا ريدملا و بساحملا نم دمتعم يبساحم ديق دنس ةعقوم يفرصم كيش ةرامتسإ ينطولا يبرعلا كنبلا مساب ابماس كنب نم رداص قدصم كيش", ينطولا يبرعلا كنبلا," 000,500 ",ابماس كنب هدالوأ و ينيز دمحأ ةكرش نم ينطولا يبرعلا كنبلا مسإب 1064434 مقر قدصم كيش,يفرصم كيش,رشابم دادس,16/04/2014,1004,1435,5, "هدالوأو ينيز دمحأ ةكرش 4245695 مقر باسح يكيرمألا يدوعسلا كنبلا","يلاملا ريدملا و بساحملا نم دمتعم يبساحم ديق دنس ضرقلا دادس غلبم حضوي هدالوأ و ينيز دمحأ ةكرشل يكيرمألا يدوعسلا كنبلا باسح فشك", يكيرمألا يدوعسلا كنبلا," 000,500 ","13/04/2014 طسق ينيز دمحأ خيشلاب صاخلا يكيرمألا يدوعسلا كنبلا ضرق طسق دادس",باسحلا نم مصخ,رشابم دادس,13/04/2014,1023,1435,4, "هدالوأو ينيز دمحأ ةكرش 4245695 مقر باسح يكيرمألا يدوعسلا كنبلا","يلاملا ريدملا و بساحملا نم دمتعم يبساحم ديق دنس ةعقوم يفرصم كيش ةرامتسإ ينطولا يبرعلا كنبلا مساب ابماس كنب نم رداص قدصم كيش", ينطولا يبرعلا كنبلا," 000,500 ",ابماس كنب هدالوأ و ينيز دمحأ ةكرش نم ينطولا يبرعلا كنبلا مسإب 1054317 مقر قدصم كيش,يفرصم كيش,رشابم دادس,26/02/2014,705,1435,3, "هدالوأو ينيز دمحأ ةكرش 4245695 مقر باسح يكيرمألا يدوعسلا كنبلا","يلاملا ريدملا و بساحملا نم دمتعم يبساحم ديق دنس ضرقلا دادس غلبم حضوي هدالوأ و ينيز دمحأ ةكرشل يكيرمألا يدوعسلا كنبلا باسح فشك", يكيرمألا يدوعسلا كنبلا," 000,500 ","12/01/2014 طسق ينيز دمحأ خيشلاب صاخلا يكيرمألا يدوعسلا كنبلا ضرق طسق دادس",باسحلا نم مصخ,رشابم دادس,12/01/2014,447,1435,2, "هدالوأو ينيز دمحأ ةكرش 4245695 مقر باسح يكيرمألا يدوعسلا كنبلا","يلاملا ريدملا و بساحملا نم دمتعم يبساحم ديق دنس ةعقوم يفرصم كيش ةرامتسإ ينطولا يبرعلا كنبلا مساب ابماس كنب نم رداص قدصم كيش", ينطولا يبرعلا كنبلا," 000,000,1 ",ابماس كنب هدالوأ و ينيز دمحأ ةكرش نم ينطولا يبرعلا كنبلا مسإب 1044940 مقر قدصم كيش,يفرصم كيش,رشابم دادس,14/11/2013,55,1435,1, "هدالوأو ينيز دمحأ ةكرش 4245695 مقر باسح يكيرمألا يدوعسلا كنبلا","يلاملا ريدملا و بساحملا نم دمتعم يبساحم ديق دنس ضرقلا دادس غلبم حضوي هدالوأ و ينيز دمحأ ةكرشل يكيرمألا يدوعسلا كنبلا باسح فشك", يكيرمألا يدوعسلا كنبلا," 000,500 ","13/10/2013 طسق ينيز دمحأ خيشلاب صاخلا يكيرمألا يدوعسلا كنبلا ضرق طسق دادس",باسحلا نم مصخ,رشابم دادس,13/10/2013,2180,1434,13, "ةيراقعلا لامعألل ةفايضلا ةكرش 1010227249940 مقر باسح ضايرلا كنب","يلاملا ريدملا و بساحملا نم دمتعم يبساحم ديق دنس ةعقوم يفرصم كيش ةرامتسإ ينطولا يبرعلا كنبلا مساب ضايرلا كنب نم رداص قدصم كيش", ينطولا يبرعلا كنبلا," 000,500 ",ضايرلا كنب ةيراقعلا لامعألل ةفايضلا ةكرش نم ينطولا يبرعلا كنبلا مسإب 568765 مقر قدصم كيش,يفرصم كيش,رشابم دادس,02/09/2013,1846,1434,12, "هدالوأو ينيز دمحأ ةكرش 4245695 مقر باسح يكيرمألا يدوعسلا كنبلا","يلاملا ريدملا و بساحملا نم دمتعم يبساحم ديق دنس ضرقلا دادس غلبم حضوي هدالوأ و ينيز دمحأ ةكرشل يكيرمألا يدوعسلا كنبلا باسح فشك", يكيرمألا يدوعسلا كنبلا," 000,500 ","11/07/2013 طسق ينيز دمحأ خيشلاب صاخلا يكيرمألا يدوعسلا كنبلا ضرق طسق دادس",باسحلا نم مصخ,رشابم دادس,11/07/2013,1554,1434,11, "هدالوأو ينيز دمحأ ةكرش 4245695 مقر باسح يكيرمألا يدوعسلا كنبلا","يلاملا ريدملا و بساحملا نم دمتعم يبساحم ديق دنس ةعقوم يفرصم كيش ةرامتسإ ينطولا يبرعلا كنبلا مساب يكيرمألا يدوعسلا كنبلا نم رداص قدصم كيش", ينطولا يبرعلا كنبلا," 000,500 ",ابماس كنب هدالوأ و ينيز دمحأ ةكرش نم ينطولا يبرعلا كنبلا مسإب 1035847 مقر قدصم كيش,يفرصم كيش,رشابم دادس,02/07/2013,1451,1434,10, "هدالوأو ينيز دمحأ ةكرش 4245695 مقر باسح يكيرمألا يدوعسلا كنبلا","يلاملا ريدملا و بساحملا نم دمتعم يبساحم ديق دنس ةعقوم يفرصم كيش ةرامتسإ ينطولا يبرعلا كنبلا مساب يكيرمألا يدوعسلا كنبلا نم رداص قدصم كيش", ينطولا يبرعلا كنبلا," 000,000,1 ",ابماس كنب هدالوأ و ينيز دمحأ ةكرش نم ينطولا يبرعلا كنبلا مسإب 1032571 مقر قدصم كيش,يفرصم كيش,رشابم دادس,18/05/2013,1173,1434,9, "هدالوأو ينيز دمحأ ةكرش 4245695 مقر باسح يكيرمألا يدوعسلا كنبلا","يلاملا ريدملا و بساحملا نم دمتعم يبساحم ديق دنس ضرقلا دادس غلبم حضوي هدالوأ و ينيز دمحأ ةكرشل يكيرمألا يدوعسلا كنبلا باسح فشك", يكيرمألا يدوعسلا كنبلا," 000,500 ","11/04/2013 طسق ينيز دمحأ خيشلاب صاخلا يكيرمألا يدوعسلا كنبلا ضرق طسق دادس",باسحلا نم مصخ,رشابم دادس,11/04/2013,966,1434,8, "هدالوأو ينيز دمحأ ةكرش 4245695 مقر باسح يكيرمألا يدوعسلا كنبلا","يلاملا ريدملا و بساحملا نم دمتعم يبساحم ديق دنس ضرقلا دادس غلبم حضوي هدالوأ و ينيز دمحأ ةكرشل يكيرمألا يدوعسلا كنبلا باسح فشك", يكيرمألا يدوعسلا كنبلا," 307,10 ","03/04/2013 طسق ينيز دمحأ خيشلاب صاخلا يكيرمألا يدوعسلا كنبلا ضرق تالومع دادس",باسحلا نم مصخ,رشابم دادس,03/04/2013,993,1434,7, "هدالوأو ينيز دمحأ ةكرش 4245695 مقر باسح يكيرمألا يدوعسلا كنبلا","يلاملا ريدملا و بساحملا نم دمتعم يبساحم ديق دنس ةعقوم يفرصم كيش ةرامتسإ ينطولا يبرعلا كنبلا مساب يكيرمألا يدوعسلا كنبلا نم رداص قدصم كيش", ينطولا يبرعلا كنبلا," 000,000,1 ",ابماس كنب هدالوأ و ينيز دمحأ ةكرش نم ينطولا يبرعلا كنبلا مسإب 1026457 مق</w:t>
+        <w:t>20M تفاصيل القروض البنكية ,,,,,,,, 25 ,,, ,,,,,,,," 20,043,862 ",,, ,التسلسل,السنة,رقم القيد,تاريخ الدفعة,طريقة السداد,"مستند الصرف (شيك / تحويل بنكي / نقد)",طبيعة العملية," المبلغ (ريال سعودي) ",إسم المستفيد,المستندات الداعمة,الحساب البنكي المحول منه ,1,1431,2947,03/11/2010,سداد مباشر,شيك مصرفي,شيك مصدق رقم 599139 بإسم البنك العربي الوطني من شركة أحمد زيني و أولاده," 3,000,000 ",البنك العربي الوطني ,"شيك مصدق صادر من البنك السعودي الفرنسي بإسم البنك العربي الوطني بيان إصدار شيك مصرفي للبنك العربي الوطني سند قيد محاسبي موقع من المحاسب و المدير المالي ","البنك السعودي الفرنسي حساب رقم 844300000181 شركة أحمد زيني وأولاده" ,2,1431,2948,03/11/2010,سداد مباشر,شيك مصرفي,شيك مصدق رقم 599140 بإسم البنك العربي الوطني من شركة أحمد زيني و أولاده," 3,000,000 ",البنك العربي الوطني ,"شيك مصدق صادر من البنك السعودي الفرنسي بإسم البنك العربي الوطني بيان إصدار شيك مصرفي للبنك العربي الوطني سند قيد محاسبي موقع من المحاسب و المدير المالي ","البنك السعودي الفرنسي حساب رقم 844300000181 شركة أحمد زيني وأولاده" ,1,1432,873,26/04/2011,سداد مباشر,شيك مصرفي,شيك مصدق رقم 619041 بإسم البنك العربى الوطني من شركة مصنع الحلويات و الطحينة الوطني," 500,000 ",البنك العربي الوطني ,"شيك مصدق صادر من البنك السعودي الفرنسي باسم البنك العربي الوطني إستمارة شيك مصرفي موقعة خطاب من مدير شركة أحمد زيني و أولاده الى مدير مصنع الحلاويات و الطحينة الوطني لعمل شيك مصرفي مصدق لسداد مبلغ للبنك العربي الوطني سند قيد محاسبي معتمد من المحاسب و المدير المالي","البنك السعودي الفرنسي حساب رقم 7126020001083 شركة مصنع الحلويات والطحينة الوطني" ,1,1434,115,03/12/2012,سداد مباشر,خصم من الحساب,"سداد عمولات قرض البنك السعودي الأمريكي الخاص بالشيخ أحمد زيني قسط 03/12/2012"," 11,138 ",البنك السعودي الأمريكي ,"كشف حساب البنك السعودي الأمريكي لشركة أحمد زيني و أولاده يوضح مبلغ سداد القرض سند قيد محاسبي معتمد من المحاسب و المدير المالي","البنك السعودي الأمريكي حساب رقم 4245695 شركة أحمد زيني وأولاده" ,2,1434,290,03/01/2013,سداد مباشر,خصم من الحساب,"سداد عمولات قرض البنك السعودي الأمريكي الخاص بالشيخ أحمد زيني قسط 03/01/2013"," 11,509 ",البنك السعودي الأمريكي ,"كشف حساب البنك السعودي الأمريكي لشركة أحمد زيني و أولاده يوضح مبلغ سداد القرض سند قيد محاسبي معتمد من المحاسب و المدير المالي","البنك السعودي الأمريكي حساب رقم 4245695 شركة أحمد زيني وأولاده" ,3,1434,360,12/01/2013,سداد مباشر,خصم من الحساب,"سداد قسط قرض البنك السعودي الأمريكي الخاص بالشيخ أحمد زيني قسط 12/01/2013"," 500,000 ",البنك السعودي الأمريكي ,"كشف حساب البنك السعودي الأمريكي لشركة أحمد زيني و أولاده يوضح مبلغ سداد القرض سند قيد محاسبي معتمد من المحاسب و المدير المالي","البنك السعودي الأمريكي حساب رقم 4245695 شركة أحمد زيني وأولاده" ,4,1434,595,03/02/2013,سداد مباشر,خصم من الحساب,"سداد عمولات قرض البنك السعودي الأمريكي الخاص بالشيخ أحمد زيني قسط 03/02/2013"," 10,601 ",البنك السعودي الأمريكي ,"إشعار من البنك السعودي الأمريكي بمبلغ العمولة سند قيد محاسبي معتمد من المحاسب و المدير المالي","البنك السعودي الأمريكي حساب رقم 4245695 شركة أحمد زيني وأولاده" ,5,1434,598,12/02/2013,سداد مباشر,شيك مصرفي,"شيك مصدق رقم 1025676 بإسم البنك العربي الوطني من شركة أحمد زيني و أولاده بنك سامبا"," 3,000,000 ",البنك العربي الوطني ,"شيك مصدق صادر من البنك السعودي الأمريكي باسم البنك العربي الوطني إستمارة شيك مصرفي موقعة سند قيد محاسبي معتمد من المحاسب و المدير المالي","البنك السعودي الأمريكي حساب رقم 4245695 شركة أحمد زيني وأولاده" ,6,1434,722,11/03/2013,سداد مباشر,شيك مصرفي,شيك مصدق رقم 1026457 بإسم البنك العربي الوطني من شركة أحمد زيني و أولاده بنك سامبا," 1,000,000 ",البنك العربي الوطني ,"شيك مصدق صادر من البنك السعودي الأمريكي باسم البنك العربي الوطني إستمارة شيك مصرفي موقعة سند قيد محاسبي معتمد من المحاسب و المدير المالي","البنك السعودي الأمريكي حساب رقم 4245695 شركة أحمد زيني وأولاده" ,7,1434,993,03/04/2013,سداد مباشر,خصم من الحساب,"سداد عمولات قرض البنك السعودي الأمريكي الخاص بالشيخ أحمد زيني قسط 03/04/2013"," 10,307 ",البنك السعودي الأمريكي ,"كشف حساب البنك السعودي الأمريكي لشركة أحمد زيني و أولاده يوضح مبلغ سداد القرض سند قيد محاسبي معتمد من المحاسب و المدير المالي","البنك السعودي الأمريكي حساب رقم 4245695 شركة أحمد زيني وأولاده" ,8,1434,966,11/04/2013,سداد مباشر,خصم من الحساب,"سداد قسط قرض البنك السعودي الأمريكي الخاص بالشيخ أحمد زيني قسط 11/04/2013"," 500,000 ",البنك السعودي الأمريكي ,"كشف حساب البنك السعودي الأمريكي لشركة أحمد زيني و أولاده يوضح مبلغ سداد القرض سند قيد محاسبي معتمد من المحاسب و المدير المالي","البنك السعودي الأمريكي حساب رقم 4245695 شركة أحمد زيني وأولاده" ,9,1434,1173,18/05/2013,سداد مباشر,شيك مصرفي,شيك مصدق رقم 1032571 بإسم البنك العربي الوطني من شركة أحمد زيني و أولاده بنك سامبا," 1,000,000 ",البنك العربي الوطني ,"شيك مصدق صادر من البنك السعودي الأمريكي باسم البنك العربي الوطني إستمارة شيك مصرفي موقعة سند قيد محاسبي معتمد من المحاسب و المدير المالي","البنك السعودي الأمريكي حساب رقم 4245695 شركة أحمد زيني وأولاده" ,10,1434,1451,02/07/2013,سداد مباشر,شيك مصرفي,شيك مصدق رقم 1035847 بإسم البنك العربي الوطني من شركة أحمد زيني و أولاده بنك سامبا," 500,000 ",البنك العربي الوطني ,"شيك مصدق صادر من البنك السعودي الأمريكي باسم البنك العربي الوطني إستمارة شيك مصرفي موقعة سند قيد محاسبي معتمد من المحاسب و المدير المالي","البنك السعودي الأمريكي حساب رقم 4245695 شركة أحمد زيني وأولاده" ,11,1434,1554,11/07/2013,سداد مباشر,خصم من الحساب,"سداد قسط قرض البنك السعودي الأمريكي الخاص بالشيخ أحمد زيني قسط 11/07/2013"," 500,000 ",البنك السعودي الأمريكي ,"كشف حساب البنك السعودي الأمريكي لشركة أحمد زيني و أولاده يوضح مبلغ سداد القرض سند قيد محاسبي معتمد من المحاسب و المدير المالي","البنك السعودي الأمريكي حساب رقم 4245695 شركة أحمد زيني وأولاده" ,12,1434,1846,02/09/2013,سداد مباشر,شيك مصرفي,شيك مصدق رقم 568765 بإسم البنك العربي الوطني من شركة الضيافة للأعمال العقارية بنك الرياض," 500,000 ",البنك العربي الوطني ,"شيك مصدق صادر من بنك الرياض باسم البنك العربي الوطني إستمارة شيك مصرفي موقعة سند قيد محاسبي معتمد من المحاسب و المدير المالي","بنك الرياض حساب رقم 1010227249940 شركة الضيافة للأعمال العقارية" ,13,1434,2180,13/10/2013,سداد مباشر,خصم من الحساب,"سداد قسط قرض البنك السعودي الأمريكي الخاص بالشيخ أحمد زيني قسط 13/10/2013"," 500,000 ",البنك السعودي الأمريكي ,"كشف حساب البنك السعودي الأمريكي لشركة أحمد زين</w:t>
       </w:r>
     </w:p>
     <w:p>
@@ -91,7 +77,7 @@
           <w:b w:val="0"/>
           <w:i w:val="0"/>
         </w:rPr>
-        <w:t>ر قدصم كيش,يفرصم كيش,رشابم دادس,11/03/2013,722,1434,6, "هدالوأو ينيز دمحأ ةكرش 4245695 مقر باسح يكيرمألا يدوعسلا كنبلا","يلاملا ريدملا و بساحملا نم دمتعم يبساحم ديق دنس ةعقوم يفرصم كيش ةرامتسإ ينطولا يبرعلا كنبلا مساب يكيرمألا يدوعسلا كنبلا نم رداص قدصم كيش", ينطولا يبرعلا كنبلا," 000,000,3 ","ابماس كنب هدالوأ و ينيز دمحأ ةكرش نم ينطولا يبرعلا كنبلا مسإب 1025676 مقر قدصم كيش",يفرصم كيش,رشابم دادس,12/02/2013,598,1434,5, "هدالوأو ينيز دمحأ ةكرش 4245695 مقر باسح يكيرمألا يدوعسلا كنبلا","يلاملا ريدملا و بساحملا نم دمتعم يبساحم ديق دنس ةلومعلا غلبمب يكيرمألا يدوعسلا كنبلا نم راعشإ", يكيرمألا يدوعسلا كنبلا," 601,10 ","03/02/2013 طسق ينيز دمحأ خيشلاب صاخلا يكيرمألا يدوعسلا كنبلا ضرق تالومع دادس",باسحلا نم مصخ,رشابم دادس,03/02/2013,595,1434,4, "هدالوأو ينيز دمحأ ةكرش 4245695 مقر باسح يكيرمألا يدوعسلا كنبلا","يلاملا ريدملا و بساحملا نم دمتعم يبساحم ديق دنس ضرقلا دادس غلبم حضوي هدالوأ و ينيز دمحأ ةكرشل يكيرمألا يدوعسلا كنبلا باسح فشك", يكيرمألا يدوعسلا كنبلا," 000,500 ","12/01/2013 طسق ينيز دمحأ خيشلاب صاخلا يكيرمألا يدوعسلا كنبلا ضرق طسق دادس",باسحلا نم مصخ,رشابم دادس,12/01/2013,360,1434,3, "هدالوأو ينيز دمحأ ةكرش 4245695 مقر باسح يكيرمألا يدوعسلا كنبلا","يلاملا ريدملا و بساحملا نم دمتعم يبساحم ديق دنس ضرقلا دادس غلبم حضوي هدالوأ و ينيز دمحأ ةكرشل يكيرمألا يدوعسلا كنبلا باسح فشك", يكيرمألا يدوعسلا كنبلا," 509,11 ","03/01/2013 طسق ينيز دمحأ خيشلاب صاخلا يكيرمألا يدوعسلا كنبلا ضرق تالومع دادس",باسحلا نم مصخ,رشابم دادس,03/01/2013,290,1434,2, "هدالوأو ينيز دمحأ ةكرش 4245695 مقر باسح يكيرمألا يدوعسلا كنبلا","يلاملا ريدملا و بساحملا نم دمتعم يبساحم ديق دنس ضرقلا دادس غلبم حضوي هدالوأ و ينيز دمحأ ةكرشل يكيرمألا يدوعسلا كنبلا باسح فشك", يكيرمألا يدوعسلا كنبلا," 138,11 ","03/12/2012 طسق ينيز دمحأ خيشلاب صاخلا يكيرمألا يدوعسلا كنبلا ضرق تالومع دادس",باسحلا نم مصخ,رشابم دادس,03/12/2012,115,1434,1, "ينطولا ةنيحطلاو تايولحلا عنصم ةكرش 7126020001083 مقر باسح يسنرفلا يدوعسلا كنبلا","يلاملا ريدملا و بساحملا نم دمتعم يبساحم ديق دنس ينطولا يبرعلا كنبلل غلبم دادسل قدصم يفرصم كيش لمعل ينطولا ةنيحطلا و تايوالحلا عنصم ريدم ىلا هدالوأ و ينيز دمحأ ةكرش ريدم نم باطخ ةعقوم يفرصم كيش ةرامتسإ ينطولا يبرعلا كنبلا مساب يسنرفلا يدوعسلا كنبلا نم رداص قدصم كيش", ينطولا يبرعلا كنبلا," 000,500 ",ينطولا ةنيحطلا و تايولحلا عنصم ةكرش نم ينطولا ىبرعلا كنبلا مسإب 619041 مقر قدصم كيش,يفرصم كيش,رشابم دادس,26/04/2011,873,1432,1, "هدالوأو ينيز دمحأ ةكرش 844300000181 مقر باسح يسنرفلا يدوعسلا كنبلا"," يلاملا ريدملا و بساحملا نم عقوم يبساحم ديق دنس ينطولا يبرعلا كنبلل يفرصم كيش رادصإ نايب ينطولا يبرعلا كنبلا مسإب يسنرفلا يدوعسلا كنبلا نم رداص قدصم كيش", ينطولا يبرعلا كنبلا," 000,000,3 ",هدالوأ و ينيز دمحأ ةكرش نم ينطولا يبرعلا كنبلا مسإب 599140 مقر قدصم كيش,يفرصم كيش,رشابم دادس,03/11/2010,2948,1431,2, "هدالوأو ينيز دمحأ ةكرش 844300000181 مقر باسح يسنرفلا يدوعسلا كنبلا"," يلاملا ريدملا و بساحملا نم عقوم يبساحم ديق دنس ينطولا يبرعلا كنبلل يفرصم كيش رادصإ نايب ينطولا يبرعلا كنبلا مسإب يسنرفلا يدوعسلا كنبلا نم رداص قدصم كيش", ينطولا يبرعلا كنبلا," 000,000,3 ",هدالوأ و ينيز دمحأ ةكرش نم ينطولا يبرعلا كنبلا مسإب 599139 مقر قدصم كيش,يفرصم كيش,رشابم دادس,03/11/2010,2947,1431,1, هنم لوحملا يكنبلا باسحلا,ةمعادلا تادنتسملا,ديفتسملا مسإ," (يدوعس لاير) غلبملا ",ةيلمعلا ةعيبط,"(دقن / يكنب ليوحت / كيش) فرصلا دنتسم",دادسلا ةقيرط,ةعفدلا خيرات,ديقلا مقر,ةنسلا,لسلستلا, ,,," 862,043,20 ",,,,,,,, ,,, 25 ,,,,,,,, ةيكنبلا ضورقلا ليصافت 20M</w:t>
+        <w:t>ي و أولاده يوضح مبلغ سداد القرض سند قيد محاسبي معتمد من المحاسب و المدير المالي","البنك السعودي الأمريكي حساب رقم 4245695 شركة أحمد زيني وأولاده" ,1,1435,55,14/11/2013,سداد مباشر,شيك مصرفي,شيك مصدق رقم 1044940 بإسم البنك العربي الوطني من شركة أحمد زيني و أولاده بنك سامبا," 1,000,000 ",البنك العربي الوطني ,"شيك مصدق صادر من بنك سامبا باسم البنك العربي الوطني إستمارة شيك مصرفي موقعة سند قيد محاسبي معتمد من المحاسب و المدير المالي","البنك السعودي الأمريكي حساب رقم 4245695 شركة أحمد زيني وأولاده" ,2,1435,447,12/01/2014,سداد مباشر,خصم من الحساب,"سداد قسط قرض البنك السعودي الأمريكي الخاص بالشيخ أحمد زيني قسط 12/01/2014"," 500,000 ",البنك السعودي الأمريكي ,"كشف حساب البنك السعودي الأمريكي لشركة أحمد زيني و أولاده يوضح مبلغ سداد القرض سند قيد محاسبي معتمد من المحاسب و المدير المالي","البنك السعودي الأمريكي حساب رقم 4245695 شركة أحمد زيني وأولاده" ,3,1435,705,26/02/2014,سداد مباشر,شيك مصرفي,شيك مصدق رقم 1054317 بإسم البنك العربي الوطني من شركة أحمد زيني و أولاده بنك سامبا," 500,000 ",البنك العربي الوطني ,"شيك مصدق صادر من بنك سامبا باسم البنك العربي الوطني إستمارة شيك مصرفي موقعة سند قيد محاسبي معتمد من المحاسب و المدير المالي","البنك السعودي الأمريكي حساب رقم 4245695 شركة أحمد زيني وأولاده" ,4,1435,1023,13/04/2014,سداد مباشر,خصم من الحساب,"سداد قسط قرض البنك السعودي الأمريكي الخاص بالشيخ أحمد زيني قسط 13/04/2014"," 500,000 ",البنك السعودي الأمريكي ,"كشف حساب البنك السعودي الأمريكي لشركة أحمد زيني و أولاده يوضح مبلغ سداد القرض سند قيد محاسبي معتمد من المحاسب و المدير المالي","البنك السعودي الأمريكي حساب رقم 4245695 شركة أحمد زيني وأولاده" ,5,1435,1004,16/04/2014,سداد مباشر,شيك مصرفي,شيك مصدق رقم 1064434 بإسم البنك العربي الوطني من شركة أحمد زيني و أولاده بنك سامبا," 500,000 ",البنك العربي الوطني ,"شيك مصدق صادر من بنك سامبا باسم البنك العربي الوطني إستمارة شيك مصرفي موقعة سند قيد محاسبي معتمد من المحاسب و المدير المالي","البنك السعودي الأمريكي حساب رقم 4245695 شركة أحمد زيني وأولاده" ,6,1435,1679,13/07/2014,سداد مباشر,خصم من الحساب,"سداد قسط قرض البنك السعودي الأمريكي الخاص بالشيخ أحمد زيني قسط 13/07/2014"," 500,000 ",البنك السعودي الأمريكي ,"كشف حساب البنك السعودي الأمريكي لشركة أحمد زيني و أولاده يوضح مبلغ سداد القرض سند قيد محاسبي معتمد من المحاسب و المدير المالي","البنك السعودي الأمريكي حساب رقم 4245695 شركة أحمد زيني وأولاده" ,7,1435,1680,21/07/2014,سداد مباشر,شيك مصرفي,شيك مصدق رقم 10872023 بإسم البنك العربي الوطني من شركة أحمد زيني و أولاده بنك سامبا," 1,000,000 ",البنك العربي الوطني ,"شيك مصدق صادر من بنك سامبا باسم البنك العربي الوطني إستمارة شيك مصرفي موقعة سند قيد محاسبي معتمد من المحاسب و المدير المالي","البنك السعودي الأمريكي حساب رقم 4245695 شركة أحمد زيني وأولاده" ,8,1435,2109,12/10/2014,سداد مباشر,خصم من الحساب,"سداد قسط قرض البنك السعودي الأمريكي الخاص بالشيخ أحمد زيني قسط 12/10/2014"," 500,000 ",البنك السعودي الأمريكي ,"كشف حساب البنك السعودي الأمريكي لشركة أحمد زيني و أولاده يوضح مبلغ سداد القرض سند قيد محاسبي معتمد من المحاسب و المدير المالي","البنك السعودي الأمريكي حساب رقم 4245695 شركة أحمد زيني وأولاده" ,1,1436,54,12/01/2015,سداد مباشر,خصم من الحساب,"سداد قسط قرض البنك السعودي الأمريكي الخاص بالشيخ أحمد زيني قسط 12/01/2015"," 500,308 ",البنك السعودي الأمريكي ,"كشف حساب البنك السعودي الأمريكي لشركة أحمد زيني و أولاده يوضح مبلغ سداد القرض سند قيد محاسبي معتمد من المحاسب و المدير المالي","البنك السعودي الأمريكي حساب رقم 4245695 شركة أحمد زيني وأولاده"</w:t>
       </w:r>
     </w:p>
     <w:sectPr>
